--- a/generated/brazil_1.docx
+++ b/generated/brazil_1.docx
@@ -65,7 +65,7 @@
           </w:tcPr>
           <w:p>
             <w:r>
-              <w:t>123900</w:t>
+              <w:t>Semiconductor device</w:t>
             </w:r>
           </w:p>
         </w:tc>
@@ -90,7 +90,7 @@
           </w:tcPr>
           <w:p>
             <w:r>
-              <w:t>-</w:t>
+              <w:t>Icand other components 5000 USD Invoice Value Consignee Name Importer Name Consignee Name emirates Exporter_Name_ amazon Vessel [Flight_ ship Loading Port of tokyo Port of Entry chennai Net Weight 1000 KG Gross Weight_ 1200 KG Container No DFGH7893425 Importer Code_ Country of Origin japan Date</w:t>
             </w:r>
           </w:p>
         </w:tc>
@@ -115,7 +115,7 @@
           </w:tcPr>
           <w:p>
             <w:r>
-              <w:t>None USD</w:t>
+              <w:t>Consignee Name USD</w:t>
             </w:r>
           </w:p>
         </w:tc>
@@ -140,7 +140,7 @@
           </w:tcPr>
           <w:p>
             <w:r>
-              <w:t>JP-IEC 9gaa71</w:t>
+              <w:t>Importer Name</w:t>
             </w:r>
           </w:p>
         </w:tc>
@@ -165,7 +165,7 @@
           </w:tcPr>
           <w:p>
             <w:r>
-              <w:t>-</w:t>
+              <w:t>Importer Name</w:t>
             </w:r>
           </w:p>
         </w:tc>
@@ -190,7 +190,7 @@
           </w:tcPr>
           <w:p>
             <w:r>
-              <w:t>-</w:t>
+              <w:t>amazon</w:t>
             </w:r>
           </w:p>
         </w:tc>
@@ -215,7 +215,7 @@
           </w:tcPr>
           <w:p>
             <w:r>
-              <w:t>-</w:t>
+              <w:t>ship</w:t>
             </w:r>
           </w:p>
         </w:tc>
@@ -265,7 +265,7 @@
           </w:tcPr>
           <w:p>
             <w:r>
-              <w:t xml:space="preserve">priyag </w:t>
+              <w:t>chennai</w:t>
             </w:r>
           </w:p>
         </w:tc>
@@ -290,7 +290,7 @@
           </w:tcPr>
           <w:p>
             <w:r>
-              <w:t>-</w:t>
+              <w:t>1000 KG</w:t>
             </w:r>
           </w:p>
         </w:tc>
@@ -315,7 +315,7 @@
           </w:tcPr>
           <w:p>
             <w:r>
-              <w:t>-</w:t>
+              <w:t>1200 KG</w:t>
             </w:r>
           </w:p>
         </w:tc>
@@ -340,7 +340,7 @@
           </w:tcPr>
           <w:p>
             <w:r>
-              <w:t>-</w:t>
+              <w:t>DFGH7893425</w:t>
             </w:r>
           </w:p>
         </w:tc>
@@ -365,7 +365,7 @@
           </w:tcPr>
           <w:p>
             <w:r>
-              <w:t>99999999</w:t>
+              <w:t>245678</w:t>
             </w:r>
           </w:p>
         </w:tc>
@@ -390,7 +390,7 @@
           </w:tcPr>
           <w:p>
             <w:r>
-              <w:t>tharuneekha</w:t>
+              <w:t>japan</w:t>
             </w:r>
           </w:p>
         </w:tc>
@@ -415,7 +415,7 @@
           </w:tcPr>
           <w:p>
             <w:r>
-              <w:t>-</w:t>
+              <w:t>27-02-2026</w:t>
             </w:r>
           </w:p>
         </w:tc>
